--- a/im2026/assets/sample-briefing.docx
+++ b/im2026/assets/sample-briefing.docx
@@ -12,7 +12,7 @@
     </w:p>
     <w:p>
       <w:r>
-        <w:t>Prepared by the Department of Unicorn Management for the Innovation Month 2026 demonstration. Every agency, program and unicorn in this document is fictional – the style problems are planted on purpose.</w:t>
+        <w:t>Prepared by the Department of Unicorn Management for the Innovation Month 2026 demonstration. Every agency, program and unicorn in this document is fictional, and the style problems are planted on purpose.</w:t>
       </w:r>
     </w:p>
     <w:p>
@@ -25,7 +25,7 @@
     </w:p>
     <w:p>
       <w:r>
-        <w:t>The Department of Unicorn Management announced a new strategy to modernize and optimize unicorn crossings across regional Australia. The review panel's report, released January 15, 2026, found that the crossing network could of been better managed.  It recommends that the department analyze usage data and adopt new sensor technology.</w:t>
+        <w:t>The Department of Unicorn Management announced a new strategy to modernize and optimize unicorn crossings across regional Australia. The review panel's report, released on January 15, 2026, found that the crossing network could of been better managed.  It recommends that the department analyze usage data and adopt new sensor technology.</w:t>
       </w:r>
     </w:p>
     <w:p>
@@ -85,7 +85,7 @@
         <w:pStyle w:val="ListBullet"/>
       </w:pPr>
       <w:r>
-        <w:t>Publish quarterly data on unicorn movements etc.</w:t>
+        <w:t>Publish quarterly data on unicorn movements.</w:t>
       </w:r>
     </w:p>
     <w:p>
@@ -325,7 +325,7 @@
         <w:rFonts w:asciiTheme="minorHAnsi" w:eastAsiaTheme="minorEastAsia" w:hAnsiTheme="minorHAnsi" w:cstheme="minorBidi"/>
         <w:sz w:val="22"/>
         <w:szCs w:val="22"/>
-        <w:lang w:val="en-US" w:eastAsia="en-US" w:bidi="ar-SA"/>
+        <w:lang w:val="en-AU" w:eastAsia="en-US" w:bidi="ar-SA"/>
       </w:rPr>
     </w:rPrDefault>
     <w:pPrDefault>
